--- a/docs/מסמך_עיצוב_טכני_ERD_ו_Data_Dictionary.docx
+++ b/docs/מסמך_עיצוב_טכני_ERD_ו_Data_Dictionary.docx
@@ -9365,7 +9365,7 @@
                 <w:sz w:val="19"/>
                 <w:szCs w:val="19"/>
               </w:rPr>
-              <w:t xml:space="preserve">dry / frozen / chilled / disposable / cleaning / kitchen_wip / thawing (CR-001) / custom</w:t>
+              <w:t xml:space="preserve">dry / frozen / chilled / disposable / cleaning / kitchen_wip / thawing (CR-001) / blast_chiller (v2.1) / ready_food_fridge (v2.1) / custom</w:t>
             </w:r>
           </w:p>
         </w:tc>
@@ -10221,6 +10221,26 @@
       <w:pPr>
         <w:spacing w:after="160"/>
       </w:pPr>
+    </w:p>
+    <w:p>
+      <w:pPr>
+        <w:bidi/>
+        <w:spacing w:after="140" w:line="300"/>
+        <w:jc w:val="right"/>
+      </w:pPr>
+      <w:r>
+        <w:rPr>
+          <w:rFonts w:ascii="Arial" w:cs="Arial" w:eastAsia="Arial" w:hAnsi="Arial"/>
+          <w:b w:val="false"/>
+          <w:bCs w:val="false"/>
+          <w:i/>
+          <w:iCs/>
+          <w:color w:val="777777"/>
+          <w:sz w:val="22"/>
+          <w:szCs w:val="22"/>
+        </w:rPr>
+        <w:t xml:space="preserve">v2.1: location_type='blast_chiller' ו-'ready_food_fridge' משקפים שני שלבים חדשים בזרימת המלאי (Business Specification ch8.1) — מוצר מוגמר עובר מהרכבה ל-Blast Chiller (קירור מהיר) ומשם למקרר מזון מוכן, עם מעבר אחריות תפעולית ממטבח/אריזה למחסן/לוגיסטיקה. אין שינוי במבנה הנתונים של batches — זהות האצווה נשמרת ללא יצירת אצווה חדשה בשלבים אלה, עקבי עם 11.1 באפיון.</w:t>
+      </w:r>
     </w:p>
     <w:p>
       <w:pPr>
